--- a/docs/entrega-final/acta-de-entrega.docx
+++ b/docs/entrega-final/acta-de-entrega.docx
@@ -3197,7 +3197,7 @@
                 <w:sz w:val="18"/>
                 <w:szCs w:val="18"/>
               </w:rPr>
-              <w:t xml:space="preserve">Publicar en el DNS del dominio los 3 registros DKIM ya informados. Con eso AWNA activa el envío. Mientras tanto, las respuestas se publican en el portal y la notificación queda registrada en el servidor</w:t>
+              <w:t xml:space="preserve">Dos pasos: (a) publicar en el DNS del dominio los 3 registros DKIM que AWNA entregará actualizados, y (b) que Amazon apruebe el envío de correos de la cuenta, solicitud que AWNA está gestionando. Con ambos, AWNA activa el envío. Mientras tanto, las respuestas institucionales se publican en el portal y la notificación queda registrada en el servidor</w:t>
             </w:r>
           </w:p>
         </w:tc>
@@ -3222,7 +3222,7 @@
                 <w:sz w:val="18"/>
                 <w:szCs w:val="18"/>
               </w:rPr>
-              <w:t xml:space="preserve">Informática GORE (DNS)</w:t>
+              <w:t xml:space="preserve">Informática GORE (DNS) y AWNA (solicitud a Amazon)</w:t>
             </w:r>
           </w:p>
         </w:tc>
